--- a/Quiz/Lecture 5.23 Quiz ANS.docx
+++ b/Quiz/Lecture 5.23 Quiz ANS.docx
@@ -7,48 +7,48 @@
         <w:pStyle w:val="Title"/>
         <w:jc w:val="center"/>
         <w:rPr>
-          <w:rFonts w:eastAsia="SimSun" w:hint="eastAsia"/>
+          <w:rFonts w:eastAsia="宋体"/>
           <w:lang w:eastAsia="zh-CN"/>
         </w:rPr>
       </w:pPr>
       <w:r>
         <w:rPr>
-          <w:rFonts w:eastAsia="SimSun" w:hint="eastAsia"/>
+          <w:rFonts w:eastAsia="宋体" w:hint="eastAsia"/>
           <w:lang w:eastAsia="zh-CN"/>
         </w:rPr>
         <w:t>Lecture</w:t>
       </w:r>
       <w:r>
         <w:rPr>
-          <w:rFonts w:eastAsia="SimSun" w:hint="eastAsia"/>
+          <w:rFonts w:eastAsia="宋体" w:hint="eastAsia"/>
           <w:lang w:eastAsia="zh-CN"/>
         </w:rPr>
         <w:t>s</w:t>
       </w:r>
       <w:r>
         <w:rPr>
-          <w:rFonts w:eastAsia="SimSun" w:hint="eastAsia"/>
+          <w:rFonts w:eastAsia="宋体" w:hint="eastAsia"/>
           <w:lang w:eastAsia="zh-CN"/>
         </w:rPr>
         <w:t xml:space="preserve"> 5.2</w:t>
       </w:r>
       <w:r>
         <w:rPr>
-          <w:rFonts w:eastAsia="SimSun" w:hint="eastAsia"/>
+          <w:rFonts w:eastAsia="宋体" w:hint="eastAsia"/>
           <w:lang w:eastAsia="zh-CN"/>
         </w:rPr>
         <w:t xml:space="preserve"> 5</w:t>
       </w:r>
       <w:r>
         <w:rPr>
-          <w:rFonts w:eastAsia="SimSun" w:hint="eastAsia"/>
+          <w:rFonts w:eastAsia="宋体" w:hint="eastAsia"/>
           <w:lang w:eastAsia="zh-CN"/>
         </w:rPr>
         <w:t>.3</w:t>
       </w:r>
       <w:r>
         <w:rPr>
-          <w:rFonts w:eastAsia="SimSun" w:hint="eastAsia"/>
+          <w:rFonts w:eastAsia="宋体" w:hint="eastAsia"/>
           <w:lang w:eastAsia="zh-CN"/>
         </w:rPr>
         <w:t xml:space="preserve"> </w:t>
@@ -58,7 +58,7 @@
       </w:r>
       <w:r>
         <w:rPr>
-          <w:rFonts w:eastAsia="SimSun" w:hint="eastAsia"/>
+          <w:rFonts w:eastAsia="宋体" w:hint="eastAsia"/>
           <w:lang w:eastAsia="zh-CN"/>
         </w:rPr>
         <w:t xml:space="preserve"> ANS</w:t>
@@ -2640,7 +2640,7 @@
       </w:r>
       <w:r>
         <w:rPr>
-          <w:rFonts w:ascii="Times New Roman" w:eastAsia="SimSun" w:hAnsi="Times New Roman" w:cs="Times New Roman" w:hint="eastAsia"/>
+          <w:rFonts w:ascii="Times New Roman" w:eastAsia="宋体" w:hAnsi="Times New Roman" w:cs="Times New Roman" w:hint="eastAsia"/>
           <w:b/>
           <w:lang w:eastAsia="zh-CN"/>
         </w:rPr>
@@ -2777,7 +2777,7 @@
       </w:r>
       <w:r>
         <w:rPr>
-          <w:rFonts w:ascii="Times New Roman" w:eastAsia="SimSun" w:hAnsi="Times New Roman" w:cs="Times New Roman" w:hint="eastAsia"/>
+          <w:rFonts w:ascii="Times New Roman" w:eastAsia="宋体" w:hAnsi="Times New Roman" w:cs="Times New Roman" w:hint="eastAsia"/>
           <w:b/>
           <w:lang w:eastAsia="zh-CN"/>
         </w:rPr>
@@ -2899,7 +2899,7 @@
       </w:r>
       <w:r>
         <w:rPr>
-          <w:rFonts w:ascii="Times New Roman" w:eastAsia="SimSun" w:hAnsi="Times New Roman" w:cs="Times New Roman" w:hint="eastAsia"/>
+          <w:rFonts w:ascii="Times New Roman" w:eastAsia="宋体" w:hAnsi="Times New Roman" w:cs="Times New Roman" w:hint="eastAsia"/>
           <w:b/>
           <w:lang w:eastAsia="zh-CN"/>
         </w:rPr>
@@ -3029,7 +3029,7 @@
       </w:r>
       <w:r>
         <w:rPr>
-          <w:rFonts w:ascii="Times New Roman" w:eastAsia="SimSun" w:hAnsi="Times New Roman" w:cs="Times New Roman" w:hint="eastAsia"/>
+          <w:rFonts w:ascii="Times New Roman" w:eastAsia="宋体" w:hAnsi="Times New Roman" w:cs="Times New Roman" w:hint="eastAsia"/>
           <w:b/>
           <w:lang w:eastAsia="zh-CN"/>
         </w:rPr>
@@ -3151,7 +3151,7 @@
       </w:r>
       <w:r>
         <w:rPr>
-          <w:rFonts w:ascii="Times New Roman" w:eastAsia="SimSun" w:hAnsi="Times New Roman" w:cs="Times New Roman" w:hint="eastAsia"/>
+          <w:rFonts w:ascii="Times New Roman" w:eastAsia="宋体" w:hAnsi="Times New Roman" w:cs="Times New Roman" w:hint="eastAsia"/>
           <w:b/>
           <w:lang w:eastAsia="zh-CN"/>
         </w:rPr>
@@ -3287,7 +3287,7 @@
       </w:r>
       <w:r>
         <w:rPr>
-          <w:rFonts w:ascii="Times New Roman" w:eastAsia="SimSun" w:hAnsi="Times New Roman" w:cs="Times New Roman" w:hint="eastAsia"/>
+          <w:rFonts w:ascii="Times New Roman" w:eastAsia="宋体" w:hAnsi="Times New Roman" w:cs="Times New Roman" w:hint="eastAsia"/>
           <w:b/>
           <w:lang w:eastAsia="zh-CN"/>
         </w:rPr>
@@ -3441,7 +3441,7 @@
       </w:pPr>
       <w:r>
         <w:rPr>
-          <w:rFonts w:ascii="Times New Roman" w:eastAsia="SimSun" w:hAnsi="Times New Roman" w:cs="Times New Roman" w:hint="eastAsia"/>
+          <w:rFonts w:ascii="Times New Roman" w:eastAsia="宋体" w:hAnsi="Times New Roman" w:cs="Times New Roman" w:hint="eastAsia"/>
           <w:b/>
           <w:lang w:eastAsia="zh-CN"/>
         </w:rPr>
@@ -3530,7 +3530,7 @@
         <w:pStyle w:val="NoSpacing"/>
         <w:spacing w:after="240"/>
         <w:rPr>
-          <w:rFonts w:ascii="Times New Roman" w:eastAsia="SimSun" w:hAnsi="Times New Roman" w:cs="Times New Roman"/>
+          <w:rFonts w:ascii="Times New Roman" w:eastAsia="宋体" w:hAnsi="Times New Roman" w:cs="Times New Roman"/>
           <w:lang w:eastAsia="zh-CN"/>
         </w:rPr>
       </w:pPr>
@@ -3557,7 +3557,7 @@
       </w:r>
       <w:r>
         <w:rPr>
-          <w:rFonts w:ascii="Times New Roman" w:eastAsia="SimSun" w:hAnsi="Times New Roman" w:cs="Times New Roman" w:hint="eastAsia"/>
+          <w:rFonts w:ascii="Times New Roman" w:eastAsia="宋体" w:hAnsi="Times New Roman" w:cs="Times New Roman" w:hint="eastAsia"/>
           <w:b/>
           <w:lang w:eastAsia="zh-CN"/>
         </w:rPr>
@@ -3659,7 +3659,7 @@
       <w:pPr>
         <w:pStyle w:val="NoSpacing"/>
         <w:rPr>
-          <w:rFonts w:ascii="Times New Roman" w:eastAsia="SimSun" w:hAnsi="Times New Roman" w:cs="Times New Roman"/>
+          <w:rFonts w:ascii="Times New Roman" w:eastAsia="宋体" w:hAnsi="Times New Roman" w:cs="Times New Roman"/>
           <w:lang w:eastAsia="zh-CN"/>
         </w:rPr>
       </w:pPr>
